--- a/FASE 2/Grupal/2.6_GuiaEstudiante_Fase 2_Informe Final Proyecto APT.docx
+++ b/FASE 2/Grupal/2.6_GuiaEstudiante_Fase 2_Informe Final Proyecto APT.docx
@@ -89,61 +89,7 @@
                                   <w:sz w:val="48"/>
                                   <w:szCs w:val="48"/>
                                 </w:rPr>
-                                <w:t>Guía</w:t>
-                              </w:r>
-                              <w:r>
-                                <w:rPr>
-                                  <w:b/>
-                                  <w:color w:val="1F3864" w:themeColor="accent1" w:themeShade="80"/>
-                                  <w:sz w:val="48"/>
-                                  <w:szCs w:val="48"/>
-                                </w:rPr>
-                                <w:t>3.</w:t>
-                              </w:r>
-                              <w:r>
-                                <w:rPr>
-                                  <w:b/>
-                                  <w:color w:val="1F3864" w:themeColor="accent1" w:themeShade="80"/>
-                                  <w:sz w:val="48"/>
-                                  <w:szCs w:val="48"/>
-                                </w:rPr>
-                                <w:t xml:space="preserve"> </w:t>
-                              </w:r>
-                              <w:r>
-                                <w:rPr>
-                                  <w:b/>
-                                  <w:color w:val="1F3864" w:themeColor="accent1" w:themeShade="80"/>
-                                  <w:sz w:val="48"/>
-                                  <w:szCs w:val="48"/>
-                                </w:rPr>
-                                <w:t>Informe final</w:t>
-                              </w:r>
-                              <w:r>
-                                <w:rPr>
-                                  <w:b/>
-                                  <w:color w:val="1F3864" w:themeColor="accent1" w:themeShade="80"/>
-                                  <w:sz w:val="48"/>
-                                  <w:szCs w:val="48"/>
-                                </w:rPr>
-                                <w:t xml:space="preserve"> P</w:t>
-                              </w:r>
-                              <w:r>
-                                <w:rPr>
-                                  <w:b/>
-                                  <w:color w:val="1F3864" w:themeColor="accent1" w:themeShade="80"/>
-                                  <w:sz w:val="48"/>
-                                  <w:szCs w:val="48"/>
-                                </w:rPr>
-                                <w:t xml:space="preserve">royecto </w:t>
-                              </w:r>
-                              <w:r>
-                                <w:rPr>
-                                  <w:b/>
-                                  <w:color w:val="1F3864" w:themeColor="accent1" w:themeShade="80"/>
-                                  <w:sz w:val="48"/>
-                                  <w:szCs w:val="48"/>
-                                </w:rPr>
-                                <w:t xml:space="preserve">APT </w:t>
+                                <w:t xml:space="preserve">Guía3. Informe final Proyecto APT </w:t>
                               </w:r>
                             </w:p>
                             <w:p>
@@ -163,16 +109,7 @@
                                   <w:sz w:val="48"/>
                                   <w:szCs w:val="48"/>
                                 </w:rPr>
-                                <w:t xml:space="preserve">Asignatura </w:t>
-                              </w:r>
-                              <w:r>
-                                <w:rPr>
-                                  <w:b/>
-                                  <w:color w:val="1F3864" w:themeColor="accent1" w:themeShade="80"/>
-                                  <w:sz w:val="48"/>
-                                  <w:szCs w:val="48"/>
-                                </w:rPr>
-                                <w:t>Capstone</w:t>
+                                <w:t xml:space="preserve">Asignatura Capstone</w:t>
                               </w:r>
                               <w:bookmarkStart w:id="0" w:name="_GoBack"/>
                               <w:bookmarkEnd w:id="0"/>
@@ -240,12 +177,12 @@
           </mc:Choice>
           <mc:Fallback>
             <w:pict>
-              <v:group w14:anchorId="7466F1C2" id="Grupo 53" o:spid="_x0000_s1026" style="position:absolute;margin-left:-24.7pt;margin-top:3pt;width:491.25pt;height:123pt;z-index:251659264;mso-position-horizontal-relative:margin;mso-width-relative:margin;mso-height-relative:margin" coordsize="59912,15621" o:gfxdata="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">
+              <v:group w14:anchorId="7466F1C2" id="Grupo 53" o:spid="_x0000_s1026" style="position:absolute;margin-left:-24.7pt;margin-top:3pt;width:491.25pt;height:123pt;z-index:251659264;mso-position-horizontal-relative:margin;mso-width-relative:margin;mso-height-relative:margin" coordsize="59912,15621" o:gfxdata="UEsDBBQABgAIAAAAIQC2gziS/gAAAOEBAAATAAAAW0NvbnRlbnRfVHlwZXNdLnhtbJSRQU7DMBBF 90jcwfIWJU67QAgl6YK0S0CoHGBkTxKLZGx5TGhvj5O2G0SRWNoz/78nu9wcxkFMGNg6quQqL6RA 0s5Y6ir5vt9lD1JwBDIwOMJKHpHlpr69KfdHjyxSmriSfYz+USnWPY7AufNIadK6MEJMx9ApD/oD OlTrorhX2lFEilmcO2RdNtjC5xDF9pCuTyYBB5bi6bQ4syoJ3g9WQ0ymaiLzg5KdCXlKLjvcW893 SUOqXwnz5DrgnHtJTxOsQfEKIT7DmDSUCaxw7Rqn8787ZsmRM9e2VmPeBN4uqYvTtW7jvijg9N/y JsXecLq0q+WD6m8AAAD//wMAUEsDBBQABgAIAAAAIQA4/SH/1gAAAJQBAAALAAAAX3JlbHMvLnJl bHOkkMFqwzAMhu+DvYPRfXGawxijTi+j0GvpHsDYimMaW0Yy2fr2M4PBMnrbUb/Q94l/f/hMi1qR JVI2sOt6UJgd+ZiDgffL8ekFlFSbvV0oo4EbChzGx4f9GRdb25HMsYhqlCwG5lrLq9biZkxWOiqY 22YiTra2kYMu1l1tQD30/bPm3wwYN0x18gb45AdQl1tp5j/sFB2T0FQ7R0nTNEV3j6o9feQzro1i OWA14Fm+Q8a1a8+Bvu/d/dMb2JY5uiPbhG/ktn4cqGU/er3pcvwCAAD//wMAUEsDBBQABgAIAAAA IQA2OGTAvAMAAFgJAAAOAAAAZHJzL2Uyb0RvYy54bWy0Vm1v2zYQ/j6g/4Hg90aWYsuWEKVw3SYY kLVB06GfaYqyhFE8jqQjZ/9mv2V/bEfqxZmddUC7JoBMirzj3XPPc9TVm0MryaMwtgFV0PhiRolQ HMpG7Qr66+eb1ytKrGOqZBKUKOiTsPTN9aufrjqdiwRqkKUwBJ0om3e6oLVzOo8iy2vRMnsBWihc rMC0zOHU7KLSsA69tzJKZrM06sCU2gAX1uLbd/0ivQ7+q0pw97GqrHBEFhRjc+FpwnPrn9H1Fct3 hum64UMY7BuiaFmj8NDJ1TvmGNmb5sxV23ADFip3waGNoKoaLkIOmE08O8nm1sBeh1x2ebfTE0wI 7QlO3+yWf3i8N6QpC7q4pESxFmt0a/YaCM4RnE7vctxza/SDvjfDi10/8/keKtP6X8yEHAKsTxOs 4uAIx5dpcrlaLReUcFyLF2kSzwbgeY3VObPj9fvBcpFlcZKcW0bjwZGPbwqn00gie8TJfh9ODzXT IsBvPQYjThhOj9Nmz0oDpBTEYapAkh6wsNmjRdzhLWD+cWCG1XfAf7NEwaZmaifWxkBXC1ZilLG3 xFwmUw+8za13su1+gRKrwvYOgqMTyONZMk+XMSUIbpJl82WoG8tH9OdZmi4W8wH9JMX/ZThuxJDl 2lh3K6AlflBQg6oJJ7HHO+t8ZMctvtYKbhop8T3LpSJdQbMF1uhkpW0cCls2bUFXM//nz2S5T/i9 KsPYsUb2YzxAqgEBn3SfvjtsD7jRI7GF8gmxMNALGBsODmowf1DSoXgLan/fMyMokT8rxDOL53Ov 9jCZL5YJTszzle3zFaY4uiqoo6QfblzoEH1Ga8S9agIMx0iGWJFsfXw/nnXpyLpPWJ2//lS7vUSN pieUG+DqMTwW+GvqzLLL2IMVxDlfpats/n30sCCb0jPE4xcaudhIQx4ZtmDGuVCuF4Tct8js/v1i ZAgyYTIJxPuHN0+SZ/x7mTbWPUnh90n1SVTY21CCSaDn5Pk8GFsz1HGI8d9jCQ695wqzm3wP8vY3 1nmiWBCMctjvTUW4lCbj2dcC640ni3AyKDcZt40C85IDiRAPJ/f7R2310Bx5PCnKan7ToPrvmHX3 zOAdiJTwMvuIj0oCqhyGESVeeC+9/39lqfbtBpAz2NowujD0MnZyHFYG2i94/a99M8ClUcfcmXEy KJngBwQX63XYhhevZu5OPWg+9mbf9z4fvjCjhxboG/oHGC8Alp90wn6vr4eC/+wP4Y7C6zswYfjU 8N8Hz+ehPscPouu/AQAA//8DAFBLAwQUAAYACAAAACEAEPC1BeEAAAAJAQAADwAAAGRycy9kb3du cmV2LnhtbEyPT0vDQBTE74LfYXmCt3bzpy025qWUop6KYCuIt9fsaxKa3Q3ZbZJ+e9eTHocZZn6T bybdioF711iDEM8jEGxKqxpTIXweX2dPIJwno6i1hhFu7GBT3N/llCk7mg8eDr4SocS4jBBq77tM SlfWrMnNbccmeGfba/JB9pVUPY2hXLcyiaKV1NSYsFBTx7uay8vhqhHeRhq3afwy7C/n3e37uHz/ 2seM+PgwbZ9BeJ78Xxh+8QM6FIHpZK9GOdEizBbrRYgirMKl4K/TNAZxQkiWSQSyyOX/B8UPAAAA //8DAFBLAQItABQABgAIAAAAIQC2gziS/gAAAOEBAAATAAAAAAAAAAAAAAAAAAAAAABbQ29udGVu dF9UeXBlc10ueG1sUEsBAi0AFAAGAAgAAAAhADj9If/WAAAAlAEAAAsAAAAAAAAAAAAAAAAALwEA AF9yZWxzLy5yZWxzUEsBAi0AFAAGAAgAAAAhADY4ZMC8AwAAWAkAAA4AAAAAAAAAAAAAAAAALgIA AGRycy9lMm9Eb2MueG1sUEsBAi0AFAAGAAgAAAAhABDwtQXhAAAACQEAAA8AAAAAAAAAAAAAAAAA FgYAAGRycy9kb3ducmV2LnhtbFBLBQYAAAAABAAEAPMAAAAkBwAAAAA= ">
                 <v:shapetype id="_x0000_t202" coordsize="21600,21600" o:spt="202" path="m,l,21600r21600,l21600,xe">
                   <v:stroke joinstyle="miter"/>
                   <v:path gradientshapeok="t" o:connecttype="rect"/>
                 </v:shapetype>
-                <v:shape id="Cuadro de texto 2" o:spid="_x0000_s1027" type="#_x0000_t202" style="position:absolute;left:10246;top:2994;width:49666;height:12627;visibility:visible;mso-wrap-style:square;v-text-anchor:top" o:gfxdata="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" filled="f" stroked="f">
+                <v:shape id="Cuadro de texto 2" o:spid="_x0000_s1027" type="#_x0000_t202" style="position:absolute;left:10246;top:2994;width:49666;height:12627;visibility:visible;mso-wrap-style:square;v-text-anchor:top" o:gfxdata="UEsDBBQABgAIAAAAIQDb4fbL7gAAAIUBAAATAAAAW0NvbnRlbnRfVHlwZXNdLnhtbHyQz07DMAyH 70i8Q+QralM4IITa7kDhCAiNB7ASt43WOlEcyvb2pNu4IODoPz9/n1xv9vOkForiPDdwXVagiI23 jocG3rdPxR0oScgWJ8/UwIEENu3lRb09BBKV0ywNjCmFe63FjDSjlD4Q50nv44wpl3HQAc0OB9I3 VXWrjedEnIq03oC27qjHjympx31un0wiTQLq4bS4shrAECZnMGVTvbD9QSnOhDInjzsyuiBXWQP0 r4R18jfgnHvJr4nOknrFmJ5xzhraRtHWf3Kkpfz/yGo5S+H73hkquyhdjr3R8m2lj09svwAAAP// AwBQSwMEFAAGAAgAAAAhAFr0LFu/AAAAFQEAAAsAAABfcmVscy8ucmVsc2zPwWrDMAwG4Ptg72B0 X5TuUMaI01uh19I+gLGVxCy2jGSy9e1nemrHjpL4P0nD4SetZiPRyNnCruvBUPYcYp4tXC/Htw8w Wl0ObuVMFm6kcBhfX4Yzra62kC6xqGlKVgtLreUTUf1CyWnHhXKbTCzJ1VbKjMX5LzcTvvf9HuXR gPHJNKdgQU5hB+ZyK23zHztFL6w81c5zQp6m6P9TMfB3PtPWFCczVQtB9N4U2rp2HOA44NMz4y8A AAD//wMAUEsDBBQABgAIAAAAIQDanc+hwgAAANsAAAAPAAAAZHJzL2Rvd25yZXYueG1sRI9Ba8JA FITvBf/D8gRvdddiikZXkYrgSalVwdsj+0yC2bchu5r4791CocdhZr5h5svOVuJBjS8daxgNFQji zJmScw3Hn837BIQPyAYrx6ThSR6Wi97bHFPjWv6mxyHkIkLYp6ihCKFOpfRZQRb90NXE0bu6xmKI ssmlabCNcFvJD6U+pcWS40KBNX0VlN0Od6vhtLtezmO1z9c2qVvXKcl2KrUe9LvVDESgLvyH/9pb oyFJ4PdL/AFy8QIAAP//AwBQSwECLQAUAAYACAAAACEA2+H2y+4AAACFAQAAEwAAAAAAAAAAAAAA AAAAAAAAW0NvbnRlbnRfVHlwZXNdLnhtbFBLAQItABQABgAIAAAAIQBa9CxbvwAAABUBAAALAAAA AAAAAAAAAAAAAB8BAABfcmVscy8ucmVsc1BLAQItABQABgAIAAAAIQDanc+hwgAAANsAAAAPAAAA AAAAAAAAAAAAAAcCAABkcnMvZG93bnJldi54bWxQSwUGAAAAAAMAAwC3AAAA9gIAAAAA " filled="f" stroked="f">
                   <v:textbox>
                     <w:txbxContent>
                       <w:p>
@@ -276,61 +213,7 @@
                             <w:sz w:val="48"/>
                             <w:szCs w:val="48"/>
                           </w:rPr>
-                          <w:t>Guía</w:t>
-                        </w:r>
-                        <w:r>
-                          <w:rPr>
-                            <w:b/>
-                            <w:color w:val="1F3864" w:themeColor="accent1" w:themeShade="80"/>
-                            <w:sz w:val="48"/>
-                            <w:szCs w:val="48"/>
-                          </w:rPr>
-                          <w:t>3.</w:t>
-                        </w:r>
-                        <w:r>
-                          <w:rPr>
-                            <w:b/>
-                            <w:color w:val="1F3864" w:themeColor="accent1" w:themeShade="80"/>
-                            <w:sz w:val="48"/>
-                            <w:szCs w:val="48"/>
-                          </w:rPr>
-                          <w:t xml:space="preserve"> </w:t>
-                        </w:r>
-                        <w:r>
-                          <w:rPr>
-                            <w:b/>
-                            <w:color w:val="1F3864" w:themeColor="accent1" w:themeShade="80"/>
-                            <w:sz w:val="48"/>
-                            <w:szCs w:val="48"/>
-                          </w:rPr>
-                          <w:t>Informe final</w:t>
-                        </w:r>
-                        <w:r>
-                          <w:rPr>
-                            <w:b/>
-                            <w:color w:val="1F3864" w:themeColor="accent1" w:themeShade="80"/>
-                            <w:sz w:val="48"/>
-                            <w:szCs w:val="48"/>
-                          </w:rPr>
-                          <w:t xml:space="preserve"> P</w:t>
-                        </w:r>
-                        <w:r>
-                          <w:rPr>
-                            <w:b/>
-                            <w:color w:val="1F3864" w:themeColor="accent1" w:themeShade="80"/>
-                            <w:sz w:val="48"/>
-                            <w:szCs w:val="48"/>
-                          </w:rPr>
-                          <w:t xml:space="preserve">royecto </w:t>
-                        </w:r>
-                        <w:r>
-                          <w:rPr>
-                            <w:b/>
-                            <w:color w:val="1F3864" w:themeColor="accent1" w:themeShade="80"/>
-                            <w:sz w:val="48"/>
-                            <w:szCs w:val="48"/>
-                          </w:rPr>
-                          <w:t xml:space="preserve">APT </w:t>
+                          <w:t xml:space="preserve">Guía3. Informe final Proyecto APT </w:t>
                         </w:r>
                       </w:p>
                       <w:p>
@@ -350,16 +233,7 @@
                             <w:sz w:val="48"/>
                             <w:szCs w:val="48"/>
                           </w:rPr>
-                          <w:t xml:space="preserve">Asignatura </w:t>
-                        </w:r>
-                        <w:r>
-                          <w:rPr>
-                            <w:b/>
-                            <w:color w:val="1F3864" w:themeColor="accent1" w:themeShade="80"/>
-                            <w:sz w:val="48"/>
-                            <w:szCs w:val="48"/>
-                          </w:rPr>
-                          <w:t>Capstone</w:t>
+                          <w:t xml:space="preserve">Asignatura Capstone</w:t>
                         </w:r>
                         <w:bookmarkStart w:id="1" w:name="_GoBack"/>
                         <w:bookmarkEnd w:id="1"/>
@@ -367,7 +241,7 @@
                     </w:txbxContent>
                   </v:textbox>
                 </v:shape>
-                <v:rect id="Rectángulo 56" o:spid="_x0000_s1028" style="position:absolute;width:9931;height:14868;visibility:visible;mso-wrap-style:square;v-text-anchor:middle" o:gfxdata="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" fillcolor="#1f3763 [1604]" stroked="f" strokeweight="1pt"/>
+                <v:rect id="Rectángulo 56" o:spid="_x0000_s1028" style="position:absolute;width:9931;height:14868;visibility:visible;mso-wrap-style:square;v-text-anchor:middle" o:gfxdata="UEsDBBQABgAIAAAAIQDb4fbL7gAAAIUBAAATAAAAW0NvbnRlbnRfVHlwZXNdLnhtbHyQz07DMAyH 70i8Q+QralM4IITa7kDhCAiNB7ASt43WOlEcyvb2pNu4IODoPz9/n1xv9vOkForiPDdwXVagiI23 jocG3rdPxR0oScgWJ8/UwIEENu3lRb09BBKV0ywNjCmFe63FjDSjlD4Q50nv44wpl3HQAc0OB9I3 VXWrjedEnIq03oC27qjHjympx31un0wiTQLq4bS4shrAECZnMGVTvbD9QSnOhDInjzsyuiBXWQP0 r4R18jfgnHvJr4nOknrFmJ5xzhraRtHWf3Kkpfz/yGo5S+H73hkquyhdjr3R8m2lj09svwAAAP// AwBQSwMEFAAGAAgAAAAhAFr0LFu/AAAAFQEAAAsAAABfcmVscy8ucmVsc2zPwWrDMAwG4Ptg72B0 X5TuUMaI01uh19I+gLGVxCy2jGSy9e1nemrHjpL4P0nD4SetZiPRyNnCruvBUPYcYp4tXC/Htw8w Wl0ObuVMFm6kcBhfX4Yzra62kC6xqGlKVgtLreUTUf1CyWnHhXKbTCzJ1VbKjMX5LzcTvvf9HuXR gPHJNKdgQU5hB+ZyK23zHztFL6w81c5zQp6m6P9TMfB3PtPWFCczVQtB9N4U2rp2HOA44NMz4y8A AAD//wMAUEsDBBQABgAIAAAAIQByyryVwQAAANsAAAAPAAAAZHJzL2Rvd25yZXYueG1sRI/BigIx EETvwv5D6AVvmllBkdEoqyB4Enb0A9qknczupDNMosa/3wiCx6KqXlHLdXKtuFEfGs8KvsYFCGLt TcO1gtNxN5qDCBHZYOuZFDwowHr1MVhiafydf+hWxVpkCIcSFdgYu1LKoC05DGPfEWfv4nuHMcu+ lqbHe4a7Vk6KYiYdNpwXLHa0taT/qqtT0F3SZK83u82jOs6v9vd8kEmTUsPP9L0AESnFd/jV3hsF 0xk8v+QfIFf/AAAA//8DAFBLAQItABQABgAIAAAAIQDb4fbL7gAAAIUBAAATAAAAAAAAAAAAAAAA AAAAAABbQ29udGVudF9UeXBlc10ueG1sUEsBAi0AFAAGAAgAAAAhAFr0LFu/AAAAFQEAAAsAAAAA AAAAAAAAAAAAHwEAAF9yZWxzLy5yZWxzUEsBAi0AFAAGAAgAAAAhAHLKvJXBAAAA2wAAAA8AAAAA AAAAAAAAAAAABwIAAGRycy9kb3ducmV2LnhtbFBLBQYAAAAAAwADALcAAAD1AgAAAAA= " fillcolor="#1f3763 [1604]" stroked="f" strokeweight="1pt"/>
                 <w10:wrap anchorx="margin"/>
               </v:group>
             </w:pict>
@@ -444,52 +318,7 @@
                 <w:sz w:val="28"/>
                 <w:szCs w:val="28"/>
               </w:rPr>
-              <w:t>1</w:t>
-            </w:r>
-            <w:r>
-              <w:rPr>
-                <w:b/>
-                <w:color w:val="1F3864" w:themeColor="accent1" w:themeShade="80"/>
-                <w:sz w:val="28"/>
-                <w:szCs w:val="28"/>
-              </w:rPr>
-              <w:t xml:space="preserve">. </w:t>
-            </w:r>
-            <w:r>
-              <w:rPr>
-                <w:b/>
-                <w:color w:val="1F3864" w:themeColor="accent1" w:themeShade="80"/>
-                <w:sz w:val="28"/>
-                <w:szCs w:val="28"/>
-              </w:rPr>
-              <w:t>Informe</w:t>
-            </w:r>
-            <w:r>
-              <w:rPr>
-                <w:b/>
-                <w:color w:val="1F3864" w:themeColor="accent1" w:themeShade="80"/>
-                <w:sz w:val="28"/>
-                <w:szCs w:val="28"/>
-              </w:rPr>
-              <w:t xml:space="preserve"> final </w:t>
-            </w:r>
-            <w:r>
-              <w:rPr>
-                <w:b/>
-                <w:color w:val="1F3864" w:themeColor="accent1" w:themeShade="80"/>
-                <w:sz w:val="28"/>
-                <w:szCs w:val="28"/>
-              </w:rPr>
-              <w:t>P</w:t>
-            </w:r>
-            <w:r>
-              <w:rPr>
-                <w:b/>
-                <w:color w:val="1F3864" w:themeColor="accent1" w:themeShade="80"/>
-                <w:sz w:val="28"/>
-                <w:szCs w:val="28"/>
-              </w:rPr>
-              <w:t>royecto APT</w:t>
+              <w:t xml:space="preserve">1. Informe final Proyecto APT</w:t>
             </w:r>
           </w:p>
         </w:tc>
@@ -528,63 +357,7 @@
                 <w:rFonts w:ascii="Calibri" w:hAnsi="Calibri"/>
                 <w:color w:val="1F3864" w:themeColor="accent1" w:themeShade="80"/>
               </w:rPr>
-              <w:t>El objetivo de est</w:t>
-            </w:r>
-            <w:r>
-              <w:rPr>
-                <w:rFonts w:ascii="Calibri" w:hAnsi="Calibri"/>
-                <w:color w:val="1F3864" w:themeColor="accent1" w:themeShade="80"/>
-              </w:rPr>
-              <w:t>e</w:t>
-            </w:r>
-            <w:r>
-              <w:rPr>
-                <w:rFonts w:ascii="Calibri" w:hAnsi="Calibri"/>
-                <w:color w:val="1F3864" w:themeColor="accent1" w:themeShade="80"/>
-              </w:rPr>
-              <w:t xml:space="preserve"> </w:t>
-            </w:r>
-            <w:r>
-              <w:rPr>
-                <w:rFonts w:ascii="Calibri" w:hAnsi="Calibri"/>
-                <w:color w:val="1F3864" w:themeColor="accent1" w:themeShade="80"/>
-              </w:rPr>
-              <w:t>informe</w:t>
-            </w:r>
-            <w:r>
-              <w:rPr>
-                <w:rFonts w:ascii="Calibri" w:hAnsi="Calibri"/>
-                <w:color w:val="1F3864" w:themeColor="accent1" w:themeShade="80"/>
-              </w:rPr>
-              <w:t xml:space="preserve"> es que describas los aspectos más relevantes de tu </w:t>
-            </w:r>
-            <w:r>
-              <w:rPr>
-                <w:rFonts w:ascii="Calibri" w:hAnsi="Calibri"/>
-                <w:color w:val="1F3864" w:themeColor="accent1" w:themeShade="80"/>
-              </w:rPr>
-              <w:t>Proyecto APT. Es importante que</w:t>
-            </w:r>
-            <w:r>
-              <w:rPr>
-                <w:rFonts w:ascii="Calibri" w:hAnsi="Calibri"/>
-                <w:color w:val="1F3864" w:themeColor="accent1" w:themeShade="80"/>
-              </w:rPr>
-              <w:t xml:space="preserve"> fundament</w:t>
-            </w:r>
-            <w:r>
-              <w:rPr>
-                <w:rFonts w:ascii="Calibri" w:hAnsi="Calibri"/>
-                <w:color w:val="1F3864" w:themeColor="accent1" w:themeShade="80"/>
-              </w:rPr>
-              <w:t>es las</w:t>
-            </w:r>
-            <w:r>
-              <w:rPr>
-                <w:rFonts w:ascii="Calibri" w:hAnsi="Calibri"/>
-                <w:color w:val="1F3864" w:themeColor="accent1" w:themeShade="80"/>
-              </w:rPr>
-              <w:t xml:space="preserve"> decisiones que tuviste que tomar a lo largo del proceso. </w:t>
+              <w:t xml:space="preserve">El objetivo de este informe es que describas los aspectos más relevantes de tu Proyecto APT. Es importante que fundamentes las decisiones que tuviste que tomar a lo largo del proceso. </w:t>
             </w:r>
           </w:p>
           <w:p>
@@ -612,35 +385,7 @@
                 <w:rFonts w:ascii="Calibri" w:hAnsi="Calibri"/>
                 <w:color w:val="1F3864" w:themeColor="accent1" w:themeShade="80"/>
               </w:rPr>
-              <w:t>A continuación, encontrarás distintos campos que deberás completar</w:t>
-            </w:r>
-            <w:r>
-              <w:rPr>
-                <w:rFonts w:ascii="Calibri" w:hAnsi="Calibri"/>
-                <w:color w:val="1F3864" w:themeColor="accent1" w:themeShade="80"/>
-              </w:rPr>
-              <w:t xml:space="preserve"> con la información solicitada, los</w:t>
-            </w:r>
-            <w:r>
-              <w:rPr>
-                <w:rFonts w:ascii="Calibri" w:hAnsi="Calibri"/>
-                <w:color w:val="1F3864" w:themeColor="accent1" w:themeShade="80"/>
-              </w:rPr>
-              <w:t xml:space="preserve"> que </w:t>
-            </w:r>
-            <w:r>
-              <w:rPr>
-                <w:rFonts w:ascii="Calibri" w:hAnsi="Calibri"/>
-                <w:color w:val="1F3864" w:themeColor="accent1" w:themeShade="80"/>
-              </w:rPr>
-              <w:t>dan</w:t>
-            </w:r>
-            <w:r>
-              <w:rPr>
-                <w:rFonts w:ascii="Calibri" w:hAnsi="Calibri"/>
-                <w:color w:val="1F3864" w:themeColor="accent1" w:themeShade="80"/>
-              </w:rPr>
-              <w:t xml:space="preserve"> cuenta del resumen de tu proyecto APT y sus principales resultados.</w:t>
+              <w:t xml:space="preserve">A continuación, encontrarás distintos campos que deberás completar con la información solicitada, los que dan cuenta del resumen de tu proyecto APT y sus principales resultados.</w:t>
             </w:r>
           </w:p>
         </w:tc>
@@ -980,25 +725,7 @@
                 <w:color w:val="1F3864" w:themeColor="accent1" w:themeShade="80"/>
                 <w:sz w:val="18"/>
               </w:rPr>
-              <w:t>Contenidos de</w:t>
-            </w:r>
-            <w:r>
-              <w:rPr>
-                <w:rFonts w:ascii="Calibri" w:hAnsi="Calibri"/>
-                <w:b/>
-                <w:color w:val="1F3864" w:themeColor="accent1" w:themeShade="80"/>
-                <w:sz w:val="18"/>
-              </w:rPr>
-              <w:t>l informe f</w:t>
-            </w:r>
-            <w:r>
-              <w:rPr>
-                <w:rFonts w:ascii="Calibri" w:hAnsi="Calibri"/>
-                <w:b/>
-                <w:color w:val="1F3864" w:themeColor="accent1" w:themeShade="80"/>
-                <w:sz w:val="18"/>
-              </w:rPr>
-              <w:t>inal</w:t>
+              <w:t>Contenidos del informe final</w:t>
             </w:r>
           </w:p>
         </w:tc>
@@ -1098,7 +825,7 @@
                 <w:color w:val="262626"/>
                 <w:sz w:val="20"/>
               </w:rPr>
-              <w:t>el proyecto se sitúa en la Región Metropolitana de Santiago de Chile, principal destino turístico del país: en 2025 más de 2,1 millones de turistas visitaron Chile. Santiago concentra museos, bibliotecas, teatros, galerías, parques, iglesias y edificios patrimoniales, muchos de ellos gratuitos, distribuidos en distintas comunas.</w:t>
+              <w:t>el proyecto se sitúa en la Región Metropolitana de Santiago de Chile, principal destino turístico del país: en 2025 Chile recibió 6.004.567 turistas extranjeros, la cifra más alta desde 2017 (Subsecretaría de Turismo, 2026). Santiago concentra museos, bibliotecas, teatros, galerías, parques, iglesias y edificios patrimoniales, muchos de ellos gratuitos, distribuidos en distintas comunas.</w:t>
             </w:r>
           </w:p>
           <w:p>
@@ -1424,7 +1151,7 @@
                 <w:color w:val="262626"/>
                 <w:sz w:val="20"/>
               </w:rPr>
-              <w:t>se utilizó un enfoque híbrido. La planificación y el control del proyecto se basaron en la Guía del PMBOK: acta de constitución, línea base de alcance (EDT y diccionario), registro de riesgos, matriz RACI y control de cambios sobre los requisitos. El desarrollo se ejecutó de forma iterativa e incremental por módulos.</w:t>
+              <w:t>se utilizó la metodología tradicional en cascada: las fases se ejecutaron en secuencia y cada una se cerró con sus entregables antes de iniciar la siguiente. La planificación y el control del proyecto se basaron en la Guía del PMBOK: acta de constitución, línea base de alcance (EDT y diccionario), registro de riesgos, matriz RACI y control de cambios sobre los requisitos.</w:t>
             </w:r>
           </w:p>
           <w:p>
@@ -1449,7 +1176,7 @@
                 <w:color w:val="262626"/>
                 <w:sz w:val="20"/>
               </w:rPr>
-              <w:t>(1) Planificación: definición del problema, roles y levantamiento de requisitos (ERS según IEEE 830). (2) Diseño: wireframes, modelo entidad-relación, casos de uso y arquitectura. (3) Desarrollo: frontend en Ionic y Angular, y backend en Supabase con PostgreSQL y PostGIS. Cada funcionalidad se trabajó en su propia rama de Git y se integró mediante pull requests; la base de datos evolucionó con migraciones secuenciales. (4) Pruebas: unitarias (Karma y Jasmine), E2E automatizadas (Playwright) y manuales, según el Plan de Pruebas. (5) Despliegue y documentación final.</w:t>
+              <w:t>(1) Planificación (2 semanas): definición del problema, roles y levantamiento de requisitos (ERS según IEEE 830). (2) Diseño (2 semanas): wireframes, modelo entidad-relación, casos de uso y arquitectura. (3) Desarrollo (11 semanas): frontend en Ionic y Angular, y backend en Supabase con PostgreSQL y PostGIS. Cada funcionalidad se trabajó en su propia rama de Git y se integró mediante pull requests; la base de datos evolucionó con migraciones secuenciales. (4) Pruebas y despliegue (3 semanas): pruebas unitarias (Karma y Jasmine), E2E automatizadas (Playwright) y manuales según el Plan de Pruebas, seguidas del despliegue y la documentación final.</w:t>
             </w:r>
           </w:p>
           <w:p>
@@ -1474,7 +1201,7 @@
                 <w:color w:val="262626"/>
                 <w:sz w:val="20"/>
               </w:rPr>
-              <w:t>la planificación predictiva fue necesaria por el plazo fijo y el equipo reducido, ya que permitió priorizar el MVP y controlar el alcance. El desarrollo iterativo, en cambio, permitió entregar módulos funcionales de forma progresiva, detectar errores de diseño a tiempo y ajustar el producto sin rehacer el trabajo ya validado.</w:t>
+              <w:t>la metodología en cascada fue adecuada por el plazo fijo de 18 semanas, el equipo de tres personas y los requisitos definidos al inicio en la ERS, ya que permitió planificar el calendario completo, priorizar el MVP y controlar el avance por hitos. Los requisitos nuevos que surgieron (el alcance pasó de 12 a 34 RF) se gestionaron con control de cambios: cada uno se documentó en la ERS, se evaluó contra el cronograma y se aprobó antes de implementarse.</w:t>
             </w:r>
           </w:p>
         </w:tc>
@@ -2176,43 +1903,7 @@
                 <w:sz w:val="18"/>
                 <w:szCs w:val="18"/>
               </w:rPr>
-              <w:t>6</w:t>
-            </w:r>
-            <w:r>
-              <w:rPr>
-                <w:rFonts w:ascii="Calibri" w:hAnsi="Calibri"/>
-                <w:color w:val="1F3864" w:themeColor="accent1" w:themeShade="80"/>
-                <w:sz w:val="18"/>
-                <w:szCs w:val="18"/>
-              </w:rPr>
-              <w:t xml:space="preserve">. </w:t>
-            </w:r>
-            <w:r>
-              <w:rPr>
-                <w:rFonts w:ascii="Calibri" w:hAnsi="Calibri"/>
-                <w:color w:val="1F3864" w:themeColor="accent1" w:themeShade="80"/>
-                <w:sz w:val="18"/>
-                <w:szCs w:val="18"/>
-              </w:rPr>
-              <w:t xml:space="preserve">Intereses </w:t>
-            </w:r>
-            <w:r>
-              <w:rPr>
-                <w:rFonts w:ascii="Calibri" w:hAnsi="Calibri"/>
-                <w:color w:val="1F3864" w:themeColor="accent1" w:themeShade="80"/>
-                <w:sz w:val="18"/>
-                <w:szCs w:val="18"/>
-              </w:rPr>
-              <w:t>y proyecciones</w:t>
-            </w:r>
-            <w:r>
-              <w:rPr>
-                <w:rFonts w:ascii="Calibri" w:hAnsi="Calibri"/>
-                <w:color w:val="1F3864" w:themeColor="accent1" w:themeShade="80"/>
-                <w:sz w:val="18"/>
-                <w:szCs w:val="18"/>
-              </w:rPr>
-              <w:t xml:space="preserve"> profesionales</w:t>
+              <w:t xml:space="preserve">6. Intereses y proyecciones profesionales</w:t>
             </w:r>
           </w:p>
         </w:tc>
